--- a/outputs/ats/marketing/brief/modern_clean/docx/dheeraj_chand_marketing_brief_modern_clean.docx
+++ b/outputs/ats/marketing/brief/modern_clean/docx/dheeraj_chand_marketing_brief_modern_clean.docx
@@ -33,6 +33,19 @@
     <w:p>
       <w:r>
         <w:t>Marketing analytics professional with 20+ years turning demographic and behavioral data into audience strategy. At GSD&amp;M, I restructured the Decision Sciences Department — introduced spatial analysis, version control, and Agile to a team that had been doing everything in Excel.</w:t>
+      </w:r>
+    </w:p>
+    <w:p>
+      <w:pPr>
+        <w:pStyle w:val="Heading2"/>
+      </w:pPr>
+      <w:r>
+        <w:t>CORE COMPETENCIES</w:t>
+      </w:r>
+    </w:p>
+    <w:p>
+      <w:r>
+        <w:t>Programming and Development • Machine Learning &amp; AI • Data Infrastructure</w:t>
       </w:r>
     </w:p>
     <w:p>
@@ -159,6 +172,34 @@
     </w:p>
     <w:p>
       <w:pPr>
+        <w:pStyle w:val="Heading3"/>
+      </w:pPr>
+      <w:r>
+        <w:t>Research Director - PCCC (Washington, DC) | August 2011 - August 2012</w:t>
+      </w:r>
+    </w:p>
+    <w:p>
+      <w:r>
+        <w:t>Political Research &amp; Data Analysis</w:t>
+      </w:r>
+    </w:p>
+    <w:p>
+      <w:r>
+        <w:t xml:space="preserve">• Conceived and built FLEEM — a Twilio-based web application emulating a predictive dialer for regulated political surveys, handling </w:t>
+      </w:r>
+      <w:r>
+        <w:rPr>
+          <w:b/>
+          <w:color w:val="2C3E50"/>
+        </w:rPr>
+        <w:t>10,000</w:t>
+      </w:r>
+      <w:r>
+        <w:t>+ simultaneous calls</w:t>
+      </w:r>
+    </w:p>
+    <w:p>
+      <w:pPr>
         <w:pStyle w:val="Heading2"/>
       </w:pPr>
       <w:r>
@@ -179,16 +220,6 @@
       </w:r>
     </w:p>
     <w:p>
-      <w:r>
-        <w:t>Technologies: Python, Scikit-learn, PostGIS, GeoPandas, TensorFlow, PySpark, AWS</w:t>
-      </w:r>
-    </w:p>
-    <w:p>
-      <w:r>
-        <w:t>Impact: Corrected demographic data affecting 50M+ voters nationwide. Improved electoral prediction accuracy by 22%. Analysis cited in Supreme Court proceedings.</w:t>
-      </w:r>
-    </w:p>
-    <w:p>
       <w:pPr>
         <w:pStyle w:val="Heading3"/>
       </w:pPr>
@@ -199,16 +230,6 @@
     <w:p>
       <w:r>
         <w:t>Web application using Twilio API for regulated political surveys, emulating a predictive dialer to handle 10,000+ simultaneous calls. Built for PCCC, used in campaigns for Senators Heinrich and Warren.</w:t>
-      </w:r>
-    </w:p>
-    <w:p>
-      <w:r>
-        <w:t>Technologies: Twilio API, Python, Django, PostgreSQL, GeoDjango, PostGIS, JavaScript, Apache</w:t>
-      </w:r>
-    </w:p>
-    <w:p>
-      <w:r>
-        <w:t>Impact: Saved PAC $500K+ annually by doing IVR polling in-house instead of contracting with Public Policy Polling. Supported campaigns for Senators Heinrich and Warren.</w:t>
       </w:r>
     </w:p>
     <w:p>
@@ -275,6 +296,29 @@
       </w:r>
       <w:r>
         <w:t>, reducing polling costs while increasing response quality.</w:t>
+      </w:r>
+    </w:p>
+    <w:p>
+      <w:pPr>
+        <w:pStyle w:val="Heading2"/>
+      </w:pPr>
+      <w:r>
+        <w:t>TECHNICAL SKILLS</w:t>
+      </w:r>
+    </w:p>
+    <w:p>
+      <w:r>
+        <w:t>PROGRAMMING AND DEVELOPMENT Python, R, SQL/PostGIS, JavaScript, Java, Other Technologies</w:t>
+      </w:r>
+    </w:p>
+    <w:p>
+      <w:r>
+        <w:t>MACHINE LEARNING &amp; AI ML Frameworks, Geospatial ML, Techniques, Validation</w:t>
+      </w:r>
+    </w:p>
+    <w:p>
+      <w:r>
+        <w:t>DATA INFRASTRUCTURE Processing, Pipelines, Storage, Streaming</w:t>
       </w:r>
     </w:p>
     <w:p>
